--- a/project/documents/multidocmerge/applicationdata_updnew.docx
+++ b/project/documents/multidocmerge/applicationdata_updnew.docx
@@ -1397,7 +1397,6 @@
               <w:rPr>
                 <w:rFonts w:cs="Arial"/>
               </w:rPr>
-              <w:t>9001 Desert Lane East</w:t>
             </w:r>
             <w:r>
               <w:rPr>
@@ -1575,7 +1574,6 @@
                 <w:rFonts w:cs="Arial"/>
                 <w:bCs/>
               </w:rPr>
-              <w:t>Dry Gulch</w:t>
             </w:r>
           </w:p>
         </w:tc>
@@ -1650,7 +1648,6 @@
                 <w:rFonts w:eastAsia="Arial" w:cstheme="minorHAnsi"/>
                 <w:bCs/>
               </w:rPr>
-              <w:t>NE</w:t>
             </w:r>
           </w:p>
         </w:tc>
@@ -1736,7 +1733,6 @@
                 <w:rFonts w:eastAsia="Arial" w:cstheme="minorHAnsi"/>
                 <w:bCs/>
               </w:rPr>
-              <w:t>88888</w:t>
             </w:r>
           </w:p>
         </w:tc>
@@ -2657,7 +2653,7 @@
               <w:rPr>
                 <w:rFonts w:cstheme="minorHAnsi"/>
               </w:rPr>
-              <w:t>request@slwip.com</w:t>
+              <w:t>&lt;&lt;custNoEmail&gt;&gt;</w:t>
             </w:r>
           </w:p>
         </w:tc>
@@ -2845,7 +2841,19 @@
               <w:rPr>
                 <w:rFonts w:cstheme="minorHAnsi"/>
               </w:rPr>
-              <w:t>&lt;&lt;title&gt;&gt;</w:t>
+              <w:t>&lt;&lt;</w:t>
+            </w:r>
+            <w:r>
+              <w:rPr>
+                <w:rFonts w:cstheme="minorHAnsi"/>
+              </w:rPr>
+              <w:t>app</w:t>
+            </w:r>
+            <w:r>
+              <w:rPr>
+                <w:rFonts w:cstheme="minorHAnsi"/>
+              </w:rPr>
+              <w:t>title&gt;&gt;</w:t>
             </w:r>
           </w:p>
         </w:tc>
@@ -2944,7 +2952,19 @@
               <w:rPr>
                 <w:rFonts w:eastAsia="Arial" w:cstheme="minorHAnsi"/>
               </w:rPr>
-              <w:t>&lt;&lt;matterNo&gt;&gt;</w:t>
+              <w:t>&lt;&lt;</w:t>
+            </w:r>
+            <w:r>
+              <w:rPr>
+                <w:rFonts w:eastAsia="Arial" w:cstheme="minorHAnsi"/>
+              </w:rPr>
+              <w:t>app</w:t>
+            </w:r>
+            <w:r>
+              <w:rPr>
+                <w:rFonts w:eastAsia="Arial" w:cstheme="minorHAnsi"/>
+              </w:rPr>
+              <w:t>matterNo&gt;&gt;</w:t>
             </w:r>
           </w:p>
         </w:tc>
@@ -3087,7 +3107,21 @@
                 <w:rFonts w:eastAsia="Arial" w:cstheme="minorHAnsi"/>
                 <w:bCs/>
               </w:rPr>
-              <w:t>Non-Provisional</w:t>
+              <w:t>&lt;&lt;app</w:t>
+            </w:r>
+            <w:r>
+              <w:rPr>
+                <w:rFonts w:eastAsia="Arial" w:cstheme="minorHAnsi"/>
+                <w:bCs/>
+              </w:rPr>
+              <w:t>p</w:t>
+            </w:r>
+            <w:r>
+              <w:rPr>
+                <w:rFonts w:eastAsia="Arial" w:cstheme="minorHAnsi"/>
+                <w:bCs/>
+              </w:rPr>
+              <w:t>rov&gt;&gt;</w:t>
             </w:r>
           </w:p>
         </w:tc>
@@ -3154,7 +3188,19 @@
               <w:rPr>
                 <w:rFonts w:cs="Arial"/>
               </w:rPr>
-              <w:t>&lt;&lt;matterType&gt;&gt;</w:t>
+              <w:t>&lt;&lt;</w:t>
+            </w:r>
+            <w:r>
+              <w:rPr>
+                <w:rFonts w:cs="Arial"/>
+              </w:rPr>
+              <w:t>app</w:t>
+            </w:r>
+            <w:r>
+              <w:rPr>
+                <w:rFonts w:cs="Arial"/>
+              </w:rPr>
+              <w:t>matterType&gt;&gt;</w:t>
             </w:r>
           </w:p>
         </w:tc>
@@ -4884,7 +4930,6 @@
               </w:rPr>
               <w:t xml:space="preserve"> </w:t>
             </w:r>
-            <w:proofErr w:type="gramStart"/>
             <w:r>
               <w:rPr>
                 <w:rFonts w:eastAsia="Arial" w:cstheme="minorHAnsi"/>
@@ -4924,18 +4969,7 @@
                 <w:sz w:val="20"/>
                 <w:szCs w:val="20"/>
               </w:rPr>
-              <w:t>either</w:t>
-            </w:r>
-            <w:proofErr w:type="gramEnd"/>
-            <w:r>
-              <w:rPr>
-                <w:rFonts w:eastAsia="Arial" w:cstheme="minorHAnsi"/>
-                <w:b/>
-                <w:color w:val="010101"/>
-                <w:sz w:val="20"/>
-                <w:szCs w:val="20"/>
-              </w:rPr>
-              <w:t xml:space="preserve"> </w:t>
+              <w:t xml:space="preserve">either </w:t>
             </w:r>
             <w:r>
               <w:rPr>
@@ -7658,29 +7692,7 @@
                 <w:sz w:val="20"/>
                 <w:szCs w:val="20"/>
               </w:rPr>
-              <w:t xml:space="preserve">X program, applicant bears the ultimate responsibility for ensuring that a copy of the foreign application is received by the Office from the participating foreign intellectual property office, or a certified copy of the foreign priority application is filed, within the </w:t>
-            </w:r>
-            <w:proofErr w:type="gramStart"/>
-            <w:r>
-              <w:rPr>
-                <w:rFonts w:eastAsia="Arial" w:cstheme="minorHAnsi"/>
-                <w:b/>
-                <w:color w:val="010101"/>
-                <w:sz w:val="20"/>
-                <w:szCs w:val="20"/>
-              </w:rPr>
-              <w:t>time period</w:t>
-            </w:r>
-            <w:proofErr w:type="gramEnd"/>
-            <w:r>
-              <w:rPr>
-                <w:rFonts w:eastAsia="Arial" w:cstheme="minorHAnsi"/>
-                <w:b/>
-                <w:color w:val="010101"/>
-                <w:sz w:val="20"/>
-                <w:szCs w:val="20"/>
-              </w:rPr>
-              <w:t xml:space="preserve"> specified in 37 CFR 1.55(g)(1).</w:t>
+              <w:t>X program, applicant bears the ultimate responsibility for ensuring that a copy of the foreign application is received by the Office from the participating foreign intellectual property office, or a certified copy of the foreign priority application is filed, within the time period specified in 37 CFR 1.55(g)(1).</w:t>
             </w:r>
           </w:p>
         </w:tc>
@@ -8211,27 +8223,7 @@
                 <w:sz w:val="24"/>
                 <w:szCs w:val="24"/>
               </w:rPr>
-              <w:t xml:space="preserve"> 16, </w:t>
-            </w:r>
-            <w:proofErr w:type="gramStart"/>
-            <w:r>
-              <w:rPr>
-                <w:rFonts w:cstheme="minorHAnsi"/>
-                <w:bCs/>
-                <w:sz w:val="24"/>
-                <w:szCs w:val="24"/>
-              </w:rPr>
-              <w:t>2013</w:t>
-            </w:r>
-            <w:proofErr w:type="gramEnd"/>
-            <w:r>
-              <w:rPr>
-                <w:rFonts w:cstheme="minorHAnsi"/>
-                <w:bCs/>
-                <w:sz w:val="24"/>
-                <w:szCs w:val="24"/>
-              </w:rPr>
-              <w:t xml:space="preserve"> and (2) also contains, or contained at any time, a claim to a claimed invention that has an </w:t>
+              <w:t xml:space="preserve"> 16, 2013 and (2) also contains, or contained at any time, a claim to a claimed invention that has an </w:t>
             </w:r>
             <w:r>
               <w:rPr>
@@ -8705,19 +8697,8 @@
                 <w:sz w:val="20"/>
                 <w:szCs w:val="20"/>
               </w:rPr>
-              <w:t xml:space="preserve">participating with the USPTO in a bilateral or multilateral priority document exchange agreement in which </w:t>
-            </w:r>
-            <w:proofErr w:type="gramStart"/>
-            <w:r>
-              <w:rPr>
-                <w:rFonts w:cstheme="minorHAnsi"/>
-                <w:b/>
-                <w:sz w:val="20"/>
-                <w:szCs w:val="20"/>
-              </w:rPr>
-              <w:t>a foreign</w:t>
-            </w:r>
-            <w:proofErr w:type="gramEnd"/>
+              <w:t>participating with the USPTO in a bilateral or multilateral priority document exchange agreement in which a foreign</w:t>
+            </w:r>
           </w:p>
           <w:p>
             <w:pPr>
@@ -8739,19 +8720,8 @@
                 <w:sz w:val="20"/>
                 <w:szCs w:val="20"/>
               </w:rPr>
-              <w:t>application claiming priority to the instant patent application is filed, access to: (1) the instant patent application-as-</w:t>
-            </w:r>
-            <w:proofErr w:type="gramStart"/>
-            <w:r>
-              <w:rPr>
-                <w:rFonts w:cstheme="minorHAnsi"/>
-                <w:b/>
-                <w:sz w:val="20"/>
-                <w:szCs w:val="20"/>
-              </w:rPr>
-              <w:t>filed</w:t>
-            </w:r>
-            <w:proofErr w:type="gramEnd"/>
+              <w:t>application claiming priority to the instant patent application is filed, access to: (1) the instant patent application-as-filed</w:t>
+            </w:r>
           </w:p>
           <w:p>
             <w:pPr>
@@ -8917,19 +8887,8 @@
                 <w:sz w:val="20"/>
                 <w:szCs w:val="20"/>
               </w:rPr>
-              <w:t xml:space="preserve"> to provide the EPO access to the bibliographic data and </w:t>
-            </w:r>
-            <w:proofErr w:type="gramStart"/>
-            <w:r>
-              <w:rPr>
-                <w:rFonts w:cstheme="minorHAnsi"/>
-                <w:b/>
-                <w:sz w:val="20"/>
-                <w:szCs w:val="20"/>
-              </w:rPr>
-              <w:t>search</w:t>
-            </w:r>
-            <w:proofErr w:type="gramEnd"/>
+              <w:t xml:space="preserve"> to provide the EPO access to the bibliographic data and search</w:t>
+            </w:r>
           </w:p>
           <w:p>
             <w:pPr>
@@ -8951,19 +8910,8 @@
                 <w:sz w:val="20"/>
                 <w:szCs w:val="20"/>
               </w:rPr>
-              <w:t xml:space="preserve">results from the instant patent application when a European patent application claiming priority to the instant </w:t>
-            </w:r>
-            <w:proofErr w:type="gramStart"/>
-            <w:r>
-              <w:rPr>
-                <w:rFonts w:cstheme="minorHAnsi"/>
-                <w:b/>
-                <w:sz w:val="20"/>
-                <w:szCs w:val="20"/>
-              </w:rPr>
-              <w:t>patent</w:t>
-            </w:r>
-            <w:proofErr w:type="gramEnd"/>
+              <w:t>results from the instant patent application when a European patent application claiming priority to the instant patent</w:t>
+            </w:r>
           </w:p>
           <w:p>
             <w:pPr>
@@ -9169,19 +9117,8 @@
                 <w:sz w:val="20"/>
                 <w:szCs w:val="20"/>
               </w:rPr>
-              <w:t xml:space="preserve"> authorize the USPTO to permit a participating foreign IP office access to the </w:t>
-            </w:r>
-            <w:proofErr w:type="gramStart"/>
-            <w:r>
-              <w:rPr>
-                <w:rFonts w:cstheme="minorHAnsi"/>
-                <w:b/>
-                <w:sz w:val="20"/>
-                <w:szCs w:val="20"/>
-              </w:rPr>
-              <w:t>instant</w:t>
-            </w:r>
-            <w:proofErr w:type="gramEnd"/>
+              <w:t xml:space="preserve"> authorize the USPTO to permit a participating foreign IP office access to the instant</w:t>
+            </w:r>
           </w:p>
           <w:p>
             <w:pPr>
@@ -9370,19 +9307,8 @@
                 <w:sz w:val="20"/>
                 <w:szCs w:val="20"/>
               </w:rPr>
-              <w:t xml:space="preserve"> authorize the USPTO to transmit to the EPO any search results from the instant </w:t>
-            </w:r>
-            <w:proofErr w:type="gramStart"/>
-            <w:r>
-              <w:rPr>
-                <w:rFonts w:cstheme="minorHAnsi"/>
-                <w:b/>
-                <w:sz w:val="20"/>
-                <w:szCs w:val="20"/>
-              </w:rPr>
-              <w:t>patent</w:t>
-            </w:r>
-            <w:proofErr w:type="gramEnd"/>
+              <w:t xml:space="preserve"> authorize the USPTO to transmit to the EPO any search results from the instant patent</w:t>
+            </w:r>
           </w:p>
           <w:p>
             <w:pPr>
@@ -9413,19 +9339,8 @@
                 <w:sz w:val="20"/>
                 <w:szCs w:val="20"/>
               </w:rPr>
-              <w:t xml:space="preserve">application. If this box is checked, the USPTO will not be providing the EPO with search results from the </w:t>
-            </w:r>
-            <w:proofErr w:type="gramStart"/>
-            <w:r>
-              <w:rPr>
-                <w:rFonts w:cstheme="minorHAnsi"/>
-                <w:b/>
-                <w:sz w:val="20"/>
-                <w:szCs w:val="20"/>
-              </w:rPr>
-              <w:t>instant</w:t>
-            </w:r>
-            <w:proofErr w:type="gramEnd"/>
+              <w:t>application. If this box is checked, the USPTO will not be providing the EPO with search results from the instant</w:t>
+            </w:r>
           </w:p>
           <w:p>
             <w:pPr>
@@ -9553,1197 +9468,19 @@
         <w:t>Applicant Information:</w:t>
       </w:r>
     </w:p>
-    <w:tbl>
-      <w:tblPr>
-        <w:tblStyle w:val="TableGrid"/>
-        <w:tblW w:w="0" w:type="auto"/>
-        <w:jc w:val="center"/>
-        <w:tblLook w:val="04A0" w:firstRow="1" w:lastRow="0" w:firstColumn="1" w:lastColumn="0" w:noHBand="0" w:noVBand="1"/>
-      </w:tblPr>
-      <w:tblGrid>
-        <w:gridCol w:w="1966"/>
-        <w:gridCol w:w="288"/>
-        <w:gridCol w:w="954"/>
-        <w:gridCol w:w="936"/>
-        <w:gridCol w:w="1044"/>
-        <w:gridCol w:w="180"/>
-        <w:gridCol w:w="954"/>
-        <w:gridCol w:w="1206"/>
-        <w:gridCol w:w="594"/>
-        <w:gridCol w:w="378"/>
-        <w:gridCol w:w="2316"/>
-      </w:tblGrid>
-      <w:tr>
-        <w:trPr>
-          <w:trHeight w:val="710"/>
-          <w:jc w:val="center"/>
-        </w:trPr>
-        <w:tc>
-          <w:tcPr>
-            <w:tcW w:w="10816" w:type="dxa"/>
-            <w:gridSpan w:val="11"/>
-            <w:vAlign w:val="center"/>
-          </w:tcPr>
-          <w:p>
-            <w:r>
-              <w:rPr>
-                <w:rFonts w:cstheme="minorHAnsi"/>
-                <w:b/>
-                <w:sz w:val="20"/>
-                <w:szCs w:val="20"/>
-              </w:rPr>
-              <w:t>Providing assignment information in this section does not substitute for compliance with any requirement of part 3 of Title 37 of CFR to have an assignment recorded by the Office.</w:t>
-            </w:r>
-          </w:p>
-        </w:tc>
-      </w:tr>
-      <w:tr>
-        <w:trPr>
-          <w:trHeight w:val="490"/>
-          <w:jc w:val="center"/>
-        </w:trPr>
-        <w:tc>
-          <w:tcPr>
-            <w:tcW w:w="10816" w:type="dxa"/>
-            <w:gridSpan w:val="11"/>
-            <w:vAlign w:val="center"/>
-          </w:tcPr>
-          <w:p>
-            <w:r>
-              <w:rPr>
-                <w:b/>
-                <w:sz w:val="24"/>
-                <w:szCs w:val="24"/>
-              </w:rPr>
-              <w:t>&lt;&lt;applCnt&gt;</w:t>
-            </w:r>
-            <w:proofErr w:type="gramStart"/>
-            <w:r>
-              <w:rPr>
-                <w:b/>
-                <w:sz w:val="24"/>
-                <w:szCs w:val="24"/>
-              </w:rPr>
-              <w:t xml:space="preserve">&gt;  </w:t>
-            </w:r>
-            <w:r>
-              <w:t>&lt;</w:t>
-            </w:r>
-            <w:proofErr w:type="gramEnd"/>
-            <w:r>
-              <w:t>&lt;applicant&gt;&gt;</w:t>
-            </w:r>
-          </w:p>
-        </w:tc>
-      </w:tr>
-      <w:tr>
-        <w:trPr>
-          <w:trHeight w:val="1880"/>
-          <w:jc w:val="center"/>
-        </w:trPr>
-        <w:tc>
-          <w:tcPr>
-            <w:tcW w:w="10816" w:type="dxa"/>
-            <w:gridSpan w:val="11"/>
-            <w:vAlign w:val="center"/>
-          </w:tcPr>
-          <w:p>
-            <w:r>
-              <w:rPr>
-                <w:rFonts w:cstheme="minorHAnsi"/>
-                <w:b/>
-                <w:sz w:val="20"/>
-                <w:szCs w:val="20"/>
-              </w:rPr>
-              <w:t>If the applicant is the inventor (or the remaining joint inventor or inventors under 37 CFR 1.45), this section should not be completed.</w:t>
-            </w:r>
-            <w:r>
-              <w:rPr>
-                <w:rFonts w:cstheme="minorHAnsi"/>
-                <w:b/>
-                <w:sz w:val="20"/>
-                <w:szCs w:val="20"/>
-              </w:rPr>
-              <w:t xml:space="preserve"> The information to be provided in this section is the name and address of the legal representative who is the applicant under 37 CFR 1.43; or the name and address of the assignee, person to whom the inventor is under an obligation to assign the invention, or person who otherwise shows sufficient proprietary interest in the matter who is the applicant under 37 CFR 1.46. If the applicant is an applicant under 37 CFR 1.46 (assignee, person to whom the inventor is obligated to assign, or person who otherwise shows sufficient proprietary interest) together with one or more joint inventors, then the joint inventor or inventors who are also the applicant should be identified in this section.</w:t>
-            </w:r>
-          </w:p>
-        </w:tc>
-      </w:tr>
-      <w:tr>
-        <w:trPr>
-          <w:trHeight w:val="490"/>
-          <w:jc w:val="center"/>
-        </w:trPr>
-        <w:tc>
-          <w:tcPr>
-            <w:tcW w:w="2254" w:type="dxa"/>
-            <w:gridSpan w:val="2"/>
-          </w:tcPr>
-          <w:p>
-            <w:pPr>
-              <w:tabs>
-                <w:tab w:val="left" w:pos="825"/>
-              </w:tabs>
-              <w:rPr>
-                <w:rFonts w:ascii="Calibri" w:hAnsi="Calibri" w:cstheme="minorHAnsi"/>
-              </w:rPr>
-            </w:pPr>
-            <w:sdt>
-              <w:sdtPr>
-                <w:rPr>
-                  <w:rFonts w:ascii="Calibri" w:hAnsi="Calibri" w:cstheme="minorHAnsi"/>
-                  <w:b/>
-                </w:rPr>
-                <w:id w:val="-388029183"/>
-                <w14:checkbox>
-                  <w14:checked w14:val="0"/>
-                  <w14:checkedState w14:val="2612" w14:font="MS Gothic"/>
-                  <w14:uncheckedState w14:val="2610" w14:font="MS Gothic"/>
-                </w14:checkbox>
-              </w:sdtPr>
-              <w:sdtContent>
-                <w:r>
-                  <w:rPr>
-                    <w:rFonts w:ascii="MS Gothic" w:eastAsia="MS Gothic" w:hAnsi="MS Gothic" w:cstheme="minorHAnsi" w:hint="eastAsia"/>
-                    <w:b/>
-                  </w:rPr>
-                  <w:t>☐</w:t>
-                </w:r>
-              </w:sdtContent>
-            </w:sdt>
-            <w:r>
-              <w:rPr>
-                <w:rFonts w:ascii="Calibri" w:hAnsi="Calibri" w:cstheme="minorHAnsi"/>
-                <w:b/>
-              </w:rPr>
-              <w:t xml:space="preserve">  Assignee</w:t>
-            </w:r>
-          </w:p>
-        </w:tc>
-        <w:tc>
-          <w:tcPr>
-            <w:tcW w:w="5868" w:type="dxa"/>
-            <w:gridSpan w:val="7"/>
-          </w:tcPr>
-          <w:p>
-            <w:pPr>
-              <w:rPr>
-                <w:rFonts w:ascii="Calibri" w:hAnsi="Calibri" w:cstheme="minorHAnsi"/>
-              </w:rPr>
-            </w:pPr>
-            <w:sdt>
-              <w:sdtPr>
-                <w:rPr>
-                  <w:rFonts w:ascii="Calibri" w:hAnsi="Calibri" w:cstheme="minorHAnsi"/>
-                  <w:b/>
-                </w:rPr>
-                <w:id w:val="593984586"/>
-                <w14:checkbox>
-                  <w14:checked w14:val="0"/>
-                  <w14:checkedState w14:val="2612" w14:font="MS Gothic"/>
-                  <w14:uncheckedState w14:val="2610" w14:font="MS Gothic"/>
-                </w14:checkbox>
-              </w:sdtPr>
-              <w:sdtContent>
-                <w:r>
-                  <w:rPr>
-                    <w:rFonts w:ascii="MS Gothic" w:eastAsia="MS Gothic" w:hAnsi="MS Gothic" w:cstheme="minorHAnsi" w:hint="eastAsia"/>
-                    <w:b/>
-                  </w:rPr>
-                  <w:t>☐</w:t>
-                </w:r>
-              </w:sdtContent>
-            </w:sdt>
-            <w:r>
-              <w:rPr>
-                <w:rFonts w:ascii="Calibri" w:hAnsi="Calibri" w:cstheme="minorHAnsi"/>
-                <w:b/>
-              </w:rPr>
-              <w:t xml:space="preserve">  Legal Representative under 35 U.S.C. 117</w:t>
-            </w:r>
-          </w:p>
-        </w:tc>
-        <w:tc>
-          <w:tcPr>
-            <w:tcW w:w="2694" w:type="dxa"/>
-            <w:gridSpan w:val="2"/>
-          </w:tcPr>
-          <w:p>
-            <w:pPr>
-              <w:rPr>
-                <w:rFonts w:ascii="Calibri" w:hAnsi="Calibri" w:cstheme="minorHAnsi"/>
-              </w:rPr>
-            </w:pPr>
-            <w:sdt>
-              <w:sdtPr>
-                <w:rPr>
-                  <w:rFonts w:ascii="Calibri" w:hAnsi="Calibri" w:cstheme="minorHAnsi"/>
-                  <w:b/>
-                </w:rPr>
-                <w:id w:val="246695921"/>
-                <w14:checkbox>
-                  <w14:checked w14:val="0"/>
-                  <w14:checkedState w14:val="2612" w14:font="MS Gothic"/>
-                  <w14:uncheckedState w14:val="2610" w14:font="MS Gothic"/>
-                </w14:checkbox>
-              </w:sdtPr>
-              <w:sdtContent>
-                <w:r>
-                  <w:rPr>
-                    <w:rFonts w:ascii="MS Gothic" w:eastAsia="MS Gothic" w:hAnsi="MS Gothic" w:cstheme="minorHAnsi" w:hint="eastAsia"/>
-                    <w:b/>
-                  </w:rPr>
-                  <w:t>☐</w:t>
-                </w:r>
-              </w:sdtContent>
-            </w:sdt>
-            <w:r>
-              <w:rPr>
-                <w:rFonts w:ascii="Calibri" w:hAnsi="Calibri" w:cstheme="minorHAnsi"/>
-                <w:b/>
-              </w:rPr>
-              <w:t xml:space="preserve">  Joint Inventor</w:t>
-            </w:r>
-          </w:p>
-        </w:tc>
-      </w:tr>
-      <w:tr>
-        <w:trPr>
-          <w:trHeight w:val="490"/>
-          <w:jc w:val="center"/>
-        </w:trPr>
-        <w:tc>
-          <w:tcPr>
-            <w:tcW w:w="5188" w:type="dxa"/>
-            <w:gridSpan w:val="5"/>
-          </w:tcPr>
-          <w:p>
-            <w:pPr>
-              <w:rPr>
-                <w:rFonts w:cstheme="minorHAnsi"/>
-              </w:rPr>
-            </w:pPr>
-            <w:sdt>
-              <w:sdtPr>
-                <w:rPr>
-                  <w:rFonts w:cstheme="minorHAnsi"/>
-                  <w:b/>
-                </w:rPr>
-                <w:id w:val="-1541510598"/>
-                <w14:checkbox>
-                  <w14:checked w14:val="0"/>
-                  <w14:checkedState w14:val="2612" w14:font="MS Gothic"/>
-                  <w14:uncheckedState w14:val="2610" w14:font="MS Gothic"/>
-                </w14:checkbox>
-              </w:sdtPr>
-              <w:sdtContent>
-                <w:r>
-                  <w:rPr>
-                    <w:rFonts w:ascii="MS Gothic" w:eastAsia="MS Gothic" w:hAnsi="MS Gothic" w:cstheme="minorHAnsi" w:hint="eastAsia"/>
-                    <w:b/>
-                  </w:rPr>
-                  <w:t>☐</w:t>
-                </w:r>
-              </w:sdtContent>
-            </w:sdt>
-            <w:r>
-              <w:rPr>
-                <w:rFonts w:cstheme="minorHAnsi"/>
-                <w:b/>
-              </w:rPr>
-              <w:t xml:space="preserve">  Person to whom the inventor is obligated to assign</w:t>
-            </w:r>
-          </w:p>
-        </w:tc>
-        <w:tc>
-          <w:tcPr>
-            <w:tcW w:w="5628" w:type="dxa"/>
-            <w:gridSpan w:val="6"/>
-          </w:tcPr>
-          <w:p>
-            <w:pPr>
-              <w:rPr>
-                <w:rFonts w:cstheme="minorHAnsi"/>
-              </w:rPr>
-            </w:pPr>
-            <w:sdt>
-              <w:sdtPr>
-                <w:rPr>
-                  <w:rFonts w:cstheme="minorHAnsi"/>
-                  <w:b/>
-                </w:rPr>
-                <w:id w:val="1727251798"/>
-                <w14:checkbox>
-                  <w14:checked w14:val="0"/>
-                  <w14:checkedState w14:val="2612" w14:font="MS Gothic"/>
-                  <w14:uncheckedState w14:val="2610" w14:font="MS Gothic"/>
-                </w14:checkbox>
-              </w:sdtPr>
-              <w:sdtContent>
-                <w:r>
-                  <w:rPr>
-                    <w:rFonts w:ascii="MS Gothic" w:eastAsia="MS Gothic" w:hAnsi="MS Gothic" w:cstheme="minorHAnsi" w:hint="eastAsia"/>
-                    <w:b/>
-                  </w:rPr>
-                  <w:t>☐</w:t>
-                </w:r>
-              </w:sdtContent>
-            </w:sdt>
-            <w:r>
-              <w:rPr>
-                <w:rFonts w:cstheme="minorHAnsi"/>
-                <w:b/>
-              </w:rPr>
-              <w:t xml:space="preserve">  Person who shows sufficient proprietary interest</w:t>
-            </w:r>
-          </w:p>
-        </w:tc>
-      </w:tr>
-      <w:tr>
-        <w:trPr>
-          <w:trHeight w:val="490"/>
-          <w:jc w:val="center"/>
-        </w:trPr>
-        <w:tc>
-          <w:tcPr>
-            <w:tcW w:w="10816" w:type="dxa"/>
-            <w:gridSpan w:val="11"/>
-          </w:tcPr>
-          <w:p>
-            <w:r>
-              <w:rPr>
-                <w:rFonts w:cstheme="minorHAnsi"/>
-                <w:b/>
-              </w:rPr>
-              <w:t>If applicant is the legal representative, indicate the authority to file the patent application, the inventor is:</w:t>
-            </w:r>
-          </w:p>
-        </w:tc>
-      </w:tr>
-      <w:tr>
-        <w:trPr>
-          <w:trHeight w:val="490"/>
-          <w:jc w:val="center"/>
-        </w:trPr>
-        <w:tc>
-          <w:tcPr>
-            <w:tcW w:w="3208" w:type="dxa"/>
-            <w:gridSpan w:val="3"/>
-          </w:tcPr>
-          <w:p>
-            <w:pPr>
-              <w:tabs>
-                <w:tab w:val="left" w:pos="1200"/>
-              </w:tabs>
-              <w:rPr>
-                <w:rFonts w:cstheme="minorHAnsi"/>
-              </w:rPr>
-            </w:pPr>
-            <w:sdt>
-              <w:sdtPr>
-                <w:rPr>
-                  <w:rFonts w:cstheme="minorHAnsi"/>
-                  <w:b/>
-                </w:rPr>
-                <w:id w:val="-1664382754"/>
-                <w14:checkbox>
-                  <w14:checked w14:val="0"/>
-                  <w14:checkedState w14:val="2612" w14:font="MS Gothic"/>
-                  <w14:uncheckedState w14:val="2610" w14:font="MS Gothic"/>
-                </w14:checkbox>
-              </w:sdtPr>
-              <w:sdtContent>
-                <w:r>
-                  <w:rPr>
-                    <w:rFonts w:ascii="MS Gothic" w:eastAsia="MS Gothic" w:hAnsi="MS Gothic" w:cstheme="minorHAnsi" w:hint="eastAsia"/>
-                    <w:b/>
-                  </w:rPr>
-                  <w:t>☐</w:t>
-                </w:r>
-              </w:sdtContent>
-            </w:sdt>
-            <w:r>
-              <w:rPr>
-                <w:rFonts w:cstheme="minorHAnsi"/>
-                <w:b/>
-              </w:rPr>
-              <w:t xml:space="preserve">  Deceased</w:t>
-            </w:r>
-            <w:r>
-              <w:rPr>
-                <w:rFonts w:cstheme="minorHAnsi"/>
-                <w:b/>
-              </w:rPr>
-              <w:tab/>
-            </w:r>
-          </w:p>
-        </w:tc>
-        <w:tc>
-          <w:tcPr>
-            <w:tcW w:w="7608" w:type="dxa"/>
-            <w:gridSpan w:val="8"/>
-          </w:tcPr>
-          <w:p>
-            <w:pPr>
-              <w:tabs>
-                <w:tab w:val="left" w:pos="1920"/>
-              </w:tabs>
-              <w:rPr>
-                <w:rFonts w:cstheme="minorHAnsi"/>
-              </w:rPr>
-            </w:pPr>
-            <w:sdt>
-              <w:sdtPr>
-                <w:rPr>
-                  <w:rFonts w:cstheme="minorHAnsi"/>
-                  <w:b/>
-                </w:rPr>
-                <w:tag w:val="AppIsOrg"/>
-                <w:id w:val="-2082357744"/>
-                <w14:checkbox>
-                  <w14:checked w14:val="0"/>
-                  <w14:checkedState w14:val="2612" w14:font="MS Gothic"/>
-                  <w14:uncheckedState w14:val="2610" w14:font="MS Gothic"/>
-                </w14:checkbox>
-              </w:sdtPr>
-              <w:sdtContent>
-                <w:r>
-                  <w:rPr>
-                    <w:rFonts w:ascii="MS Gothic" w:eastAsia="MS Gothic" w:hAnsi="MS Gothic" w:cstheme="minorHAnsi" w:hint="eastAsia"/>
-                    <w:b/>
-                  </w:rPr>
-                  <w:t>☐</w:t>
-                </w:r>
-              </w:sdtContent>
-            </w:sdt>
-            <w:r>
-              <w:rPr>
-                <w:rFonts w:cstheme="minorHAnsi"/>
-                <w:b/>
-              </w:rPr>
-              <w:t xml:space="preserve">  Legally incapacitated</w:t>
-            </w:r>
-          </w:p>
-        </w:tc>
-      </w:tr>
-      <w:tr>
-        <w:trPr>
-          <w:trHeight w:val="490"/>
-          <w:jc w:val="center"/>
-        </w:trPr>
-        <w:tc>
-          <w:tcPr>
-            <w:tcW w:w="10816" w:type="dxa"/>
-            <w:gridSpan w:val="11"/>
-          </w:tcPr>
-          <w:p>
-            <w:r>
-              <w:rPr>
-                <w:rFonts w:cstheme="minorHAnsi"/>
-                <w:b/>
-              </w:rPr>
-              <w:t xml:space="preserve">Name of the Deceased or Legally Incapacitated </w:t>
-            </w:r>
-            <w:proofErr w:type="gramStart"/>
-            <w:r>
-              <w:rPr>
-                <w:rFonts w:cstheme="minorHAnsi"/>
-                <w:b/>
-              </w:rPr>
-              <w:t>Inventor :</w:t>
-            </w:r>
-            <w:proofErr w:type="gramEnd"/>
-          </w:p>
-        </w:tc>
-      </w:tr>
-      <w:tr>
-        <w:trPr>
-          <w:trHeight w:val="490"/>
-          <w:jc w:val="center"/>
-        </w:trPr>
-        <w:tc>
-          <w:tcPr>
-            <w:tcW w:w="10816" w:type="dxa"/>
-            <w:gridSpan w:val="11"/>
-            <w:vAlign w:val="center"/>
-          </w:tcPr>
-          <w:p>
-            <w:pPr>
-              <w:rPr>
-                <w:rFonts w:cstheme="minorHAnsi"/>
-                <w:b/>
-              </w:rPr>
-            </w:pPr>
-            <w:r>
-              <w:rPr>
-                <w:rFonts w:cstheme="minorHAnsi"/>
-                <w:b/>
-              </w:rPr>
-              <w:t xml:space="preserve">If the Applicant is an </w:t>
-            </w:r>
-            <w:proofErr w:type="gramStart"/>
-            <w:r>
-              <w:rPr>
-                <w:rFonts w:cstheme="minorHAnsi"/>
-                <w:b/>
-              </w:rPr>
-              <w:t>Organization</w:t>
-            </w:r>
-            <w:proofErr w:type="gramEnd"/>
-            <w:r>
-              <w:rPr>
-                <w:rFonts w:cstheme="minorHAnsi"/>
-                <w:b/>
-              </w:rPr>
-              <w:t xml:space="preserve"> check here:  </w:t>
-            </w:r>
-            <w:sdt>
-              <w:sdtPr>
-                <w:rPr>
-                  <w:rFonts w:cstheme="minorHAnsi"/>
-                  <w:b/>
-                  <w:sz w:val="24"/>
-                  <w:szCs w:val="24"/>
-                </w:rPr>
-                <w:id w:val="-984540570"/>
-                <w14:checkbox>
-                  <w14:checked w14:val="0"/>
-                  <w14:checkedState w14:val="2612" w14:font="MS Gothic"/>
-                  <w14:uncheckedState w14:val="2610" w14:font="MS Gothic"/>
-                </w14:checkbox>
-              </w:sdtPr>
-              <w:sdtContent>
-                <w:r>
-                  <w:rPr>
-                    <w:rFonts w:ascii="MS Gothic" w:eastAsia="MS Gothic" w:hAnsi="MS Gothic" w:cstheme="minorHAnsi" w:hint="eastAsia"/>
-                    <w:b/>
-                    <w:sz w:val="24"/>
-                    <w:szCs w:val="24"/>
-                  </w:rPr>
-                  <w:t>☐</w:t>
-                </w:r>
-              </w:sdtContent>
-            </w:sdt>
-          </w:p>
-        </w:tc>
-      </w:tr>
-      <w:tr>
-        <w:trPr>
-          <w:trHeight w:val="490"/>
-          <w:jc w:val="center"/>
-        </w:trPr>
-        <w:tc>
-          <w:tcPr>
-            <w:tcW w:w="10816" w:type="dxa"/>
-            <w:gridSpan w:val="11"/>
-            <w:vAlign w:val="center"/>
-          </w:tcPr>
-          <w:p>
-            <w:pPr>
-              <w:rPr>
-                <w:rFonts w:cstheme="minorHAnsi"/>
-                <w:b/>
-              </w:rPr>
-            </w:pPr>
-            <w:r>
-              <w:rPr>
-                <w:rFonts w:cstheme="minorHAnsi"/>
-                <w:b/>
-              </w:rPr>
-              <w:t xml:space="preserve">Organization Name:  </w:t>
-            </w:r>
-            <w:r>
-              <w:t>&lt;&lt;applicant&gt;&gt;</w:t>
-            </w:r>
-          </w:p>
-        </w:tc>
-      </w:tr>
-      <w:tr>
-        <w:trPr>
-          <w:trHeight w:val="317"/>
-          <w:jc w:val="center"/>
-        </w:trPr>
-        <w:tc>
-          <w:tcPr>
-            <w:tcW w:w="1966" w:type="dxa"/>
-          </w:tcPr>
-          <w:p>
-            <w:pPr>
-              <w:rPr>
-                <w:b/>
-                <w:sz w:val="24"/>
-                <w:szCs w:val="24"/>
-              </w:rPr>
-            </w:pPr>
-            <w:r>
-              <w:rPr>
-                <w:b/>
-                <w:sz w:val="24"/>
-                <w:szCs w:val="24"/>
-              </w:rPr>
-              <w:t>Prefix</w:t>
-            </w:r>
-          </w:p>
-        </w:tc>
-        <w:tc>
-          <w:tcPr>
-            <w:tcW w:w="2178" w:type="dxa"/>
-            <w:gridSpan w:val="3"/>
-          </w:tcPr>
-          <w:p>
-            <w:pPr>
-              <w:rPr>
-                <w:b/>
-                <w:sz w:val="24"/>
-                <w:szCs w:val="24"/>
-              </w:rPr>
-            </w:pPr>
-            <w:r>
-              <w:rPr>
-                <w:b/>
-                <w:szCs w:val="24"/>
-              </w:rPr>
-              <w:t>Given Name</w:t>
-            </w:r>
-          </w:p>
-        </w:tc>
-        <w:tc>
-          <w:tcPr>
-            <w:tcW w:w="2178" w:type="dxa"/>
-            <w:gridSpan w:val="3"/>
-          </w:tcPr>
-          <w:p>
-            <w:pPr>
-              <w:rPr>
-                <w:b/>
-                <w:sz w:val="24"/>
-                <w:szCs w:val="24"/>
-              </w:rPr>
-            </w:pPr>
-            <w:r>
-              <w:rPr>
-                <w:b/>
-                <w:szCs w:val="24"/>
-              </w:rPr>
-              <w:t>Middle Name</w:t>
-            </w:r>
-          </w:p>
-        </w:tc>
-        <w:tc>
-          <w:tcPr>
-            <w:tcW w:w="2178" w:type="dxa"/>
-            <w:gridSpan w:val="3"/>
-          </w:tcPr>
-          <w:p>
-            <w:pPr>
-              <w:rPr>
-                <w:b/>
-                <w:szCs w:val="24"/>
-              </w:rPr>
-            </w:pPr>
-            <w:r>
-              <w:rPr>
-                <w:b/>
-                <w:szCs w:val="24"/>
-              </w:rPr>
-              <w:t>Family Name</w:t>
-            </w:r>
-          </w:p>
-        </w:tc>
-        <w:tc>
-          <w:tcPr>
-            <w:tcW w:w="2316" w:type="dxa"/>
-          </w:tcPr>
-          <w:p>
-            <w:pPr>
-              <w:rPr>
-                <w:b/>
-                <w:sz w:val="24"/>
-                <w:szCs w:val="24"/>
-              </w:rPr>
-            </w:pPr>
-            <w:r>
-              <w:rPr>
-                <w:b/>
-                <w:szCs w:val="24"/>
-              </w:rPr>
-              <w:t>Suffix</w:t>
-            </w:r>
-          </w:p>
-        </w:tc>
-      </w:tr>
-      <w:tr>
-        <w:trPr>
-          <w:trHeight w:val="317"/>
-          <w:jc w:val="center"/>
-        </w:trPr>
-        <w:tc>
-          <w:tcPr>
-            <w:tcW w:w="1966" w:type="dxa"/>
-          </w:tcPr>
-          <w:p>
-            <w:pPr>
-              <w:rPr>
-                <w:b/>
-                <w:szCs w:val="24"/>
-              </w:rPr>
-            </w:pPr>
-          </w:p>
-        </w:tc>
-        <w:tc>
-          <w:tcPr>
-            <w:tcW w:w="2178" w:type="dxa"/>
-            <w:gridSpan w:val="3"/>
-          </w:tcPr>
-          <w:p>
-            <w:pPr>
-              <w:rPr>
-                <w:b/>
-                <w:szCs w:val="24"/>
-              </w:rPr>
-            </w:pPr>
-          </w:p>
-        </w:tc>
-        <w:tc>
-          <w:tcPr>
-            <w:tcW w:w="2178" w:type="dxa"/>
-            <w:gridSpan w:val="3"/>
-          </w:tcPr>
-          <w:p>
-            <w:pPr>
-              <w:rPr>
-                <w:b/>
-                <w:szCs w:val="24"/>
-              </w:rPr>
-            </w:pPr>
-          </w:p>
-        </w:tc>
-        <w:tc>
-          <w:tcPr>
-            <w:tcW w:w="2178" w:type="dxa"/>
-            <w:gridSpan w:val="3"/>
-          </w:tcPr>
-          <w:p>
-            <w:pPr>
-              <w:rPr>
-                <w:b/>
-                <w:szCs w:val="24"/>
-              </w:rPr>
-            </w:pPr>
-          </w:p>
-        </w:tc>
-        <w:tc>
-          <w:tcPr>
-            <w:tcW w:w="2316" w:type="dxa"/>
-          </w:tcPr>
-          <w:p>
-            <w:pPr>
-              <w:rPr>
-                <w:b/>
-                <w:szCs w:val="24"/>
-              </w:rPr>
-            </w:pPr>
-          </w:p>
-        </w:tc>
-      </w:tr>
-      <w:tr>
-        <w:trPr>
-          <w:trHeight w:val="360"/>
-          <w:jc w:val="center"/>
-        </w:trPr>
-        <w:tc>
-          <w:tcPr>
-            <w:tcW w:w="10816" w:type="dxa"/>
-            <w:gridSpan w:val="11"/>
-            <w:vAlign w:val="center"/>
-          </w:tcPr>
-          <w:p>
-            <w:r>
-              <w:rPr>
-                <w:rFonts w:eastAsia="Arial" w:cstheme="minorHAnsi"/>
-                <w:b/>
-                <w:bCs/>
-                <w:color w:val="010101"/>
-                <w:sz w:val="24"/>
-                <w:szCs w:val="24"/>
-              </w:rPr>
-              <w:t>Mailing</w:t>
-            </w:r>
-            <w:r>
-              <w:rPr>
-                <w:rFonts w:eastAsia="Arial" w:cstheme="minorHAnsi"/>
-                <w:b/>
-                <w:bCs/>
-                <w:color w:val="010101"/>
-                <w:spacing w:val="18"/>
-                <w:sz w:val="24"/>
-                <w:szCs w:val="24"/>
-              </w:rPr>
-              <w:t xml:space="preserve"> </w:t>
-            </w:r>
-            <w:r>
-              <w:rPr>
-                <w:rFonts w:eastAsia="Arial" w:cstheme="minorHAnsi"/>
-                <w:b/>
-                <w:bCs/>
-                <w:color w:val="010101"/>
-                <w:sz w:val="24"/>
-                <w:szCs w:val="24"/>
-              </w:rPr>
-              <w:t>Address</w:t>
-            </w:r>
-            <w:r>
-              <w:rPr>
-                <w:rFonts w:eastAsia="Arial" w:cstheme="minorHAnsi"/>
-                <w:b/>
-                <w:bCs/>
-                <w:color w:val="010101"/>
-                <w:spacing w:val="43"/>
-                <w:sz w:val="24"/>
-                <w:szCs w:val="24"/>
-              </w:rPr>
-              <w:t xml:space="preserve"> </w:t>
-            </w:r>
-            <w:r>
-              <w:rPr>
-                <w:rFonts w:eastAsia="Arial" w:cstheme="minorHAnsi"/>
-                <w:b/>
-                <w:bCs/>
-                <w:color w:val="010101"/>
-                <w:w w:val="105"/>
-                <w:sz w:val="24"/>
-                <w:szCs w:val="24"/>
-              </w:rPr>
-              <w:t>Information:</w:t>
-            </w:r>
-          </w:p>
-        </w:tc>
-      </w:tr>
-      <w:tr>
-        <w:trPr>
-          <w:trHeight w:val="360"/>
-          <w:jc w:val="center"/>
-        </w:trPr>
-        <w:tc>
-          <w:tcPr>
-            <w:tcW w:w="2254" w:type="dxa"/>
-            <w:gridSpan w:val="2"/>
-            <w:vAlign w:val="center"/>
-          </w:tcPr>
-          <w:p>
-            <w:pPr>
-              <w:rPr>
-                <w:b/>
-              </w:rPr>
-            </w:pPr>
-            <w:r>
-              <w:rPr>
-                <w:b/>
-              </w:rPr>
-              <w:t>Address 1</w:t>
-            </w:r>
-          </w:p>
-        </w:tc>
-        <w:tc>
-          <w:tcPr>
-            <w:tcW w:w="8562" w:type="dxa"/>
-            <w:gridSpan w:val="9"/>
-            <w:vAlign w:val="center"/>
-          </w:tcPr>
-          <w:p>
-            <w:r>
-              <w:t>&lt;&lt;applicantStreet1&gt;&gt;</w:t>
-            </w:r>
-          </w:p>
-        </w:tc>
-      </w:tr>
-      <w:tr>
-        <w:trPr>
-          <w:trHeight w:val="360"/>
-          <w:jc w:val="center"/>
-        </w:trPr>
-        <w:tc>
-          <w:tcPr>
-            <w:tcW w:w="2254" w:type="dxa"/>
-            <w:gridSpan w:val="2"/>
-            <w:vAlign w:val="center"/>
-          </w:tcPr>
-          <w:p>
-            <w:pPr>
-              <w:rPr>
-                <w:b/>
-              </w:rPr>
-            </w:pPr>
-            <w:r>
-              <w:rPr>
-                <w:b/>
-              </w:rPr>
-              <w:t>Address 2</w:t>
-            </w:r>
-          </w:p>
-        </w:tc>
-        <w:tc>
-          <w:tcPr>
-            <w:tcW w:w="8562" w:type="dxa"/>
-            <w:gridSpan w:val="9"/>
-            <w:vAlign w:val="center"/>
-          </w:tcPr>
-          <w:p>
-            <w:r>
-              <w:t>&lt;&lt;applicantStreet2&gt;&gt;</w:t>
-            </w:r>
-          </w:p>
-        </w:tc>
-      </w:tr>
-      <w:tr>
-        <w:trPr>
-          <w:trHeight w:val="360"/>
-          <w:jc w:val="center"/>
-        </w:trPr>
-        <w:tc>
-          <w:tcPr>
-            <w:tcW w:w="2254" w:type="dxa"/>
-            <w:gridSpan w:val="2"/>
-            <w:shd w:val="clear" w:color="auto" w:fill="auto"/>
-            <w:vAlign w:val="center"/>
-          </w:tcPr>
-          <w:p>
-            <w:pPr>
-              <w:rPr>
-                <w:b/>
-              </w:rPr>
-            </w:pPr>
-            <w:r>
-              <w:rPr>
-                <w:b/>
-              </w:rPr>
-              <w:t>City</w:t>
-            </w:r>
-          </w:p>
-        </w:tc>
-        <w:tc>
-          <w:tcPr>
-            <w:tcW w:w="3114" w:type="dxa"/>
-            <w:gridSpan w:val="4"/>
-            <w:shd w:val="clear" w:color="auto" w:fill="auto"/>
-            <w:vAlign w:val="center"/>
-          </w:tcPr>
-          <w:p>
-            <w:r>
-              <w:t>&lt;&lt;applicantCity&gt;&gt;</w:t>
-            </w:r>
-          </w:p>
-        </w:tc>
-        <w:tc>
-          <w:tcPr>
-            <w:tcW w:w="2160" w:type="dxa"/>
-            <w:gridSpan w:val="2"/>
-            <w:shd w:val="clear" w:color="auto" w:fill="auto"/>
-            <w:vAlign w:val="center"/>
-          </w:tcPr>
-          <w:p>
-            <w:pPr>
-              <w:rPr>
-                <w:b/>
-              </w:rPr>
-            </w:pPr>
-            <w:r>
-              <w:rPr>
-                <w:b/>
-              </w:rPr>
-              <w:t>State/Province</w:t>
-            </w:r>
-          </w:p>
-        </w:tc>
-        <w:tc>
-          <w:tcPr>
-            <w:tcW w:w="3288" w:type="dxa"/>
-            <w:gridSpan w:val="3"/>
-            <w:shd w:val="clear" w:color="auto" w:fill="auto"/>
-            <w:vAlign w:val="center"/>
-          </w:tcPr>
-          <w:p>
-            <w:r>
-              <w:t>&lt;&lt;applicantState&gt;&gt;</w:t>
-            </w:r>
-          </w:p>
-        </w:tc>
-      </w:tr>
-      <w:tr>
-        <w:trPr>
-          <w:trHeight w:val="360"/>
-          <w:jc w:val="center"/>
-        </w:trPr>
-        <w:tc>
-          <w:tcPr>
-            <w:tcW w:w="2254" w:type="dxa"/>
-            <w:gridSpan w:val="2"/>
-            <w:vAlign w:val="center"/>
-          </w:tcPr>
-          <w:p>
-            <w:pPr>
-              <w:rPr>
-                <w:b/>
-              </w:rPr>
-            </w:pPr>
-            <w:r>
-              <w:rPr>
-                <w:b/>
-              </w:rPr>
-              <w:t>Country</w:t>
-            </w:r>
-          </w:p>
-        </w:tc>
-        <w:tc>
-          <w:tcPr>
-            <w:tcW w:w="3114" w:type="dxa"/>
-            <w:gridSpan w:val="4"/>
-            <w:vAlign w:val="center"/>
-          </w:tcPr>
-          <w:p>
-            <w:r>
-              <w:t>&lt;&lt;applicantCountry&gt;&gt;</w:t>
-            </w:r>
-          </w:p>
-        </w:tc>
-        <w:tc>
-          <w:tcPr>
-            <w:tcW w:w="2160" w:type="dxa"/>
-            <w:gridSpan w:val="2"/>
-            <w:vAlign w:val="center"/>
-          </w:tcPr>
-          <w:p>
-            <w:pPr>
-              <w:rPr>
-                <w:b/>
-              </w:rPr>
-            </w:pPr>
-            <w:r>
-              <w:rPr>
-                <w:b/>
-              </w:rPr>
-              <w:t>Postal Code</w:t>
-            </w:r>
-          </w:p>
-        </w:tc>
-        <w:tc>
-          <w:tcPr>
-            <w:tcW w:w="3288" w:type="dxa"/>
-            <w:gridSpan w:val="3"/>
-            <w:vAlign w:val="center"/>
-          </w:tcPr>
-          <w:p>
-            <w:r>
-              <w:t>&lt;&lt;applicantZip&gt;&gt;</w:t>
-            </w:r>
-          </w:p>
-        </w:tc>
-      </w:tr>
-      <w:tr>
-        <w:trPr>
-          <w:trHeight w:val="360"/>
-          <w:jc w:val="center"/>
-        </w:trPr>
-        <w:tc>
-          <w:tcPr>
-            <w:tcW w:w="2254" w:type="dxa"/>
-            <w:gridSpan w:val="2"/>
-            <w:vAlign w:val="center"/>
-          </w:tcPr>
-          <w:p>
-            <w:r>
-              <w:t>Phone Number</w:t>
-            </w:r>
-          </w:p>
-        </w:tc>
-        <w:tc>
-          <w:tcPr>
-            <w:tcW w:w="3114" w:type="dxa"/>
-            <w:gridSpan w:val="4"/>
-            <w:vAlign w:val="center"/>
-          </w:tcPr>
-          <w:p/>
-        </w:tc>
-        <w:tc>
-          <w:tcPr>
-            <w:tcW w:w="2160" w:type="dxa"/>
-            <w:gridSpan w:val="2"/>
-            <w:vAlign w:val="center"/>
-          </w:tcPr>
-          <w:p/>
-        </w:tc>
-        <w:tc>
-          <w:tcPr>
-            <w:tcW w:w="3288" w:type="dxa"/>
-            <w:gridSpan w:val="3"/>
-            <w:vAlign w:val="center"/>
-          </w:tcPr>
-          <w:p/>
-        </w:tc>
-      </w:tr>
-      <w:tr>
-        <w:trPr>
-          <w:trHeight w:val="360"/>
-          <w:jc w:val="center"/>
-        </w:trPr>
-        <w:tc>
-          <w:tcPr>
-            <w:tcW w:w="2254" w:type="dxa"/>
-            <w:gridSpan w:val="2"/>
-            <w:vAlign w:val="center"/>
-          </w:tcPr>
-          <w:p>
-            <w:r>
-              <w:t>Email Address</w:t>
-            </w:r>
-          </w:p>
-        </w:tc>
-        <w:tc>
-          <w:tcPr>
-            <w:tcW w:w="3114" w:type="dxa"/>
-            <w:gridSpan w:val="4"/>
-            <w:vAlign w:val="center"/>
-          </w:tcPr>
-          <w:p/>
-        </w:tc>
-        <w:tc>
-          <w:tcPr>
-            <w:tcW w:w="2160" w:type="dxa"/>
-            <w:gridSpan w:val="2"/>
-            <w:vAlign w:val="center"/>
-          </w:tcPr>
-          <w:p/>
-        </w:tc>
-        <w:tc>
-          <w:tcPr>
-            <w:tcW w:w="3288" w:type="dxa"/>
-            <w:gridSpan w:val="3"/>
-            <w:vAlign w:val="center"/>
-          </w:tcPr>
-          <w:p/>
-        </w:tc>
-      </w:tr>
-    </w:tbl>
     <w:p>
       <w:pPr>
         <w:spacing w:after="0" w:line="120" w:lineRule="auto"/>
-      </w:pPr>
-    </w:p>
-    <w:p>
-      <w:pPr>
-        <w:widowControl/>
+        <w:ind w:firstLine="187"/>
         <w:rPr>
           <w:b/>
           <w:sz w:val="28"/>
           <w:szCs w:val="28"/>
         </w:rPr>
       </w:pPr>
+    </w:p>
+    <w:p>
       <w:r>
-        <w:rPr>
-          <w:b/>
-          <w:sz w:val="28"/>
-          <w:szCs w:val="28"/>
-        </w:rPr>
         <w:br w:type="page"/>
       </w:r>
     </w:p>
@@ -10764,24 +9501,7 @@
           <w:sz w:val="28"/>
           <w:szCs w:val="28"/>
         </w:rPr>
-        <w:lastRenderedPageBreak/>
-        <w:t xml:space="preserve">Assignee Information including </w:t>
-      </w:r>
-      <w:r>
-        <w:rPr>
-          <w:b/>
-          <w:sz w:val="28"/>
-          <w:szCs w:val="28"/>
-        </w:rPr>
-        <w:t xml:space="preserve">Non-Applicant </w:t>
-      </w:r>
-      <w:r>
-        <w:rPr>
-          <w:b/>
-          <w:sz w:val="28"/>
-          <w:szCs w:val="28"/>
-        </w:rPr>
-        <w:t>Assignee</w:t>
+        <w:t>Assignee Information including Non-Applicant Assignee</w:t>
       </w:r>
       <w:r>
         <w:rPr>
@@ -10880,25 +9600,22 @@
               <w:rPr>
                 <w:b/>
               </w:rPr>
-              <w:t>&lt;&lt;assigneeCnt&gt;</w:t>
+              <w:t xml:space="preserve">Assignee: </w:t>
             </w:r>
             <w:proofErr w:type="gramStart"/>
             <w:r>
               <w:rPr>
                 <w:b/>
               </w:rPr>
-              <w:t>&gt;</w:t>
             </w:r>
             <w:r>
               <w:t xml:space="preserve">  </w:t>
             </w:r>
             <w:r>
-              <w:t>&lt;</w:t>
+              <w:t>ACME Manufacturing</w:t>
             </w:r>
             <w:proofErr w:type="gramEnd"/>
-            <w:r>
-              <w:t>&lt;assignee&gt;&gt;</w:t>
-            </w:r>
+            <w:r/>
           </w:p>
         </w:tc>
       </w:tr>
@@ -12645,19 +11362,7 @@
                 <w:sz w:val="24"/>
                 <w:szCs w:val="24"/>
               </w:rPr>
-              <w:t xml:space="preserve"> Assignee</w:t>
-            </w:r>
-            <w:r>
-              <w:rPr>
-                <w:rFonts w:eastAsia="Arial" w:cstheme="minorHAnsi"/>
-                <w:b/>
-                <w:bCs/>
-                <w:color w:val="010101"/>
-                <w:w w:val="105"/>
-                <w:sz w:val="24"/>
-                <w:szCs w:val="24"/>
-              </w:rPr>
-              <w:t xml:space="preserve"> including Non-Applicant Assignee</w:t>
+              <w:t xml:space="preserve"> Assignee including Non-Applicant Assignee</w:t>
             </w:r>
             <w:r>
               <w:rPr>
@@ -12751,7 +11456,7 @@
               <w:rPr>
                 <w:rFonts w:cstheme="minorHAnsi"/>
               </w:rPr>
-              <w:t xml:space="preserve"> &lt;&lt;assigneeStreet1&gt;&gt;</w:t>
+              <w:t xml:space="preserve"> 9002 Desert Lane East</w:t>
             </w:r>
           </w:p>
         </w:tc>
@@ -12830,7 +11535,7 @@
               <w:rPr>
                 <w:rFonts w:cstheme="minorHAnsi"/>
               </w:rPr>
-              <w:t>&lt;&lt;assigneeStreet2&gt;&gt;</w:t>
+              <w:t>Aladdin's PArk</w:t>
             </w:r>
           </w:p>
         </w:tc>
@@ -12892,7 +11597,7 @@
               <w:rPr>
                 <w:rFonts w:cstheme="minorHAnsi"/>
               </w:rPr>
-              <w:t xml:space="preserve"> &lt;&lt;assigneeCity&gt;&gt;</w:t>
+              <w:t xml:space="preserve"> Dry Gulch</w:t>
             </w:r>
           </w:p>
         </w:tc>
@@ -12969,7 +11674,7 @@
               <w:rPr>
                 <w:rFonts w:cstheme="minorHAnsi"/>
               </w:rPr>
-              <w:t xml:space="preserve"> &lt;&lt;assigneeState&gt;&gt;</w:t>
+              <w:t xml:space="preserve"> NE</w:t>
             </w:r>
           </w:p>
         </w:tc>
@@ -13040,7 +11745,7 @@
               <w:rPr>
                 <w:rFonts w:eastAsia="Arial" w:cstheme="minorHAnsi"/>
               </w:rPr>
-              <w:t xml:space="preserve"> &lt;&lt;assigneeCountry&gt;&gt;</w:t>
+              <w:t xml:space="preserve"> US  </w:t>
             </w:r>
           </w:p>
         </w:tc>
@@ -13113,7 +11818,7 @@
               <w:rPr>
                 <w:rFonts w:cstheme="minorHAnsi"/>
               </w:rPr>
-              <w:t xml:space="preserve"> &lt;&lt;assigneeZip&gt;&gt;</w:t>
+              <w:t xml:space="preserve"> 88888</w:t>
             </w:r>
           </w:p>
         </w:tc>
@@ -13343,7 +12048,12 @@
     </w:tbl>
     <w:p>
       <w:pPr>
-        <w:spacing w:after="0"/>
+        <w:widowControl/>
+        <w:rPr>
+          <w:b/>
+          <w:sz w:val="28"/>
+          <w:szCs w:val="28"/>
+        </w:rPr>
       </w:pPr>
     </w:p>
     <w:p>
@@ -13725,6 +12435,14 @@
                 <w:rFonts w:cstheme="minorHAnsi"/>
               </w:rPr>
             </w:pPr>
+            <w:r>
+              <w:rPr>
+                <w:rFonts w:ascii="Times New Roman" w:hAnsi="Times New Roman" w:cs="Times New Roman"/>
+                <w:sz w:val="24"/>
+                <w:szCs w:val="24"/>
+              </w:rPr>
+              <w:t xml:space="preserve"> </w:t>
+            </w:r>
             <w:r>
               <w:rPr>
                 <w:rFonts w:ascii="Times New Roman" w:hAnsi="Times New Roman" w:cs="Times New Roman"/>
@@ -14016,9 +12734,9 @@
       </w:r>
     </w:p>
     <w:p>
-      <w:r>
-        <w:br w:type="page"/>
-      </w:r>
+      <w:pPr>
+        <w:spacing w:after="0"/>
+      </w:pPr>
     </w:p>
     <w:sectPr>
       <w:headerReference w:type="even" r:id="rId8"/>
